--- a/bdepst-resume-2021.docx
+++ b/bdepst-resume-2021.docx
@@ -34,14 +34,7 @@
           <w:bCs/>
           <w:sz w:val="32"/>
         </w:rPr>
-        <w:t xml:space="preserve"> Epstein </w:t>
-      </w:r>
-      <w:r>
-        <w:rPr>
-          <w:b/>
-          <w:bCs/>
-        </w:rPr>
-        <w:t xml:space="preserve"> </w:t>
+        <w:t xml:space="preserve"> Epstein</w:t>
       </w:r>
     </w:p>
     <w:p>
@@ -91,12 +84,14 @@
         <w:t xml:space="preserve">| </w:t>
       </w:r>
       <w:hyperlink r:id="rId5" w:history="1">
+        <w:proofErr w:type="spellStart"/>
         <w:r>
           <w:rPr>
             <w:rStyle w:val="Hyperlink"/>
           </w:rPr>
           <w:t>bribri.dev</w:t>
         </w:r>
+        <w:proofErr w:type="spellEnd"/>
       </w:hyperlink>
     </w:p>
     <w:p>
@@ -258,6 +253,7 @@
       <w:r>
         <w:t xml:space="preserve"> </w:t>
       </w:r>
+      <w:proofErr w:type="gramStart"/>
       <w:r>
         <w:tab/>
       </w:r>
@@ -266,6 +262,9 @@
       </w:r>
       <w:r>
         <w:tab/>
+      </w:r>
+      <w:proofErr w:type="gramEnd"/>
+      <w:r>
         <w:t xml:space="preserve">  </w:t>
       </w:r>
       <w:r>
@@ -337,8 +336,16 @@
           <w:numId w:val="1"/>
         </w:numPr>
         <w:spacing w:after="0"/>
-      </w:pPr>
-      <w:r>
+        <w:rPr>
+          <w:sz w:val="20"/>
+          <w:szCs w:val="21"/>
+        </w:rPr>
+      </w:pPr>
+      <w:r>
+        <w:rPr>
+          <w:sz w:val="20"/>
+          <w:szCs w:val="21"/>
+        </w:rPr>
         <w:t xml:space="preserve">Relevant Coursework: Computer Organization, Computer Security, Web Systems, Foundations of </w:t>
       </w:r>
     </w:p>
@@ -346,15 +353,17 @@
       <w:pPr>
         <w:spacing w:after="0"/>
         <w:ind w:left="720" w:firstLine="0"/>
-      </w:pPr>
-      <w:r>
-        <w:t xml:space="preserve">Computer Science, Computer Vision, Software Engineering, </w:t>
-      </w:r>
-      <w:r>
-        <w:t>Computer Game Design and Development</w:t>
-      </w:r>
-      <w:r>
-        <w:t xml:space="preserve">, Machine Learning </w:t>
+        <w:rPr>
+          <w:sz w:val="20"/>
+          <w:szCs w:val="21"/>
+        </w:rPr>
+      </w:pPr>
+      <w:r>
+        <w:rPr>
+          <w:sz w:val="20"/>
+          <w:szCs w:val="21"/>
+        </w:rPr>
+        <w:t xml:space="preserve">Computer Science, Computer Vision, Software Engineering, Computer Game Design and Development, Machine Learning </w:t>
       </w:r>
     </w:p>
     <w:p>
@@ -364,8 +373,16 @@
           <w:numId w:val="1"/>
         </w:numPr>
         <w:spacing w:after="0"/>
-      </w:pPr>
-      <w:r>
+        <w:rPr>
+          <w:sz w:val="20"/>
+          <w:szCs w:val="21"/>
+        </w:rPr>
+      </w:pPr>
+      <w:r>
+        <w:rPr>
+          <w:sz w:val="20"/>
+          <w:szCs w:val="21"/>
+        </w:rPr>
         <w:t xml:space="preserve">Dean’s Honor List: Fall 2017, Spring 2018, Fall 2018 and University Honors: Fall 2018, Winter 2020  </w:t>
       </w:r>
     </w:p>
@@ -376,8 +393,16 @@
           <w:numId w:val="1"/>
         </w:numPr>
         <w:spacing w:after="0"/>
-      </w:pPr>
-      <w:r>
+        <w:rPr>
+          <w:sz w:val="20"/>
+          <w:szCs w:val="21"/>
+        </w:rPr>
+      </w:pPr>
+      <w:r>
+        <w:rPr>
+          <w:sz w:val="20"/>
+          <w:szCs w:val="21"/>
+        </w:rPr>
         <w:t>Instructional Aide for Computer Game Design and Development: Fall 2021</w:t>
       </w:r>
     </w:p>
@@ -517,12 +542,21 @@
         <w:spacing w:after="0"/>
         <w:ind w:left="0" w:firstLine="0"/>
       </w:pPr>
+      <w:proofErr w:type="spellStart"/>
       <w:r>
         <w:rPr>
           <w:b/>
           <w:bCs/>
         </w:rPr>
-        <w:t xml:space="preserve">WolverineSoft Studio </w:t>
+        <w:t>WolverineSoft</w:t>
+      </w:r>
+      <w:proofErr w:type="spellEnd"/>
+      <w:r>
+        <w:rPr>
+          <w:b/>
+          <w:bCs/>
+        </w:rPr>
+        <w:t xml:space="preserve"> Studio </w:t>
       </w:r>
       <w:r>
         <w:rPr>
@@ -667,59 +701,94 @@
     <w:p>
       <w:pPr>
         <w:spacing w:after="0"/>
-        <w:ind w:left="0" w:firstLine="0"/>
-      </w:pPr>
-      <w:hyperlink r:id="rId8" w:history="1">
-        <w:r>
-          <w:rPr>
-            <w:rStyle w:val="Hyperlink"/>
-            <w:b/>
-            <w:bCs/>
-          </w:rPr>
-          <w:t>Physical Commonsense Reasoning in Machines</w:t>
-        </w:r>
-      </w:hyperlink>
+      </w:pPr>
       <w:r>
         <w:rPr>
           <w:b/>
           <w:bCs/>
         </w:rPr>
-        <w:t xml:space="preserve"> </w:t>
-      </w:r>
-      <w:hyperlink r:id="rId9" w:history="1">
-        <w:r>
-          <w:rPr>
-            <w:rStyle w:val="Hyperlink"/>
-          </w:rPr>
-          <w:t>(</w:t>
-        </w:r>
-        <w:r>
-          <w:rPr>
-            <w:rStyle w:val="Hyperlink"/>
-          </w:rPr>
-          <w:t>add’l.</w:t>
-        </w:r>
-        <w:r>
-          <w:rPr>
-            <w:rStyle w:val="Hyperlink"/>
-          </w:rPr>
-          <w:t xml:space="preserve"> </w:t>
-        </w:r>
-        <w:r>
-          <w:rPr>
-            <w:rStyle w:val="Hyperlink"/>
-          </w:rPr>
-          <w:t>acknowledgement</w:t>
-        </w:r>
-        <w:r>
-          <w:rPr>
-            <w:rStyle w:val="Hyperlink"/>
-          </w:rPr>
-          <w:t>)</w:t>
-        </w:r>
-      </w:hyperlink>
-      <w:r>
-        <w:t xml:space="preserve">                  June 2020 – May 2021 </w:t>
+        <w:t>Research Assistant @ Situated Language and Embodied Dialogue (SLED) Lab</w:t>
+      </w:r>
+      <w:r>
+        <w:rPr>
+          <w:b/>
+          <w:bCs/>
+        </w:rPr>
+        <w:t xml:space="preserve">           </w:t>
+      </w:r>
+      <w:r>
+        <w:t xml:space="preserve">May 2020 </w:t>
+      </w:r>
+      <w:r>
+        <w:t>–</w:t>
+      </w:r>
+      <w:r>
+        <w:t xml:space="preserve"> Present</w:t>
+      </w:r>
+    </w:p>
+    <w:p>
+      <w:pPr>
+        <w:pStyle w:val="ListParagraph"/>
+        <w:numPr>
+          <w:ilvl w:val="0"/>
+          <w:numId w:val="2"/>
+        </w:numPr>
+        <w:spacing w:after="0"/>
+      </w:pPr>
+      <w:r>
+        <w:t xml:space="preserve">Acknowledgments: </w:t>
+      </w:r>
+      <w:r>
+        <w:fldChar w:fldCharType="begin"/>
+      </w:r>
+      <w:r>
+        <w:instrText xml:space="preserve"> HYPERLINK "https://arxiv.org/abs/2109.04947" </w:instrText>
+      </w:r>
+      <w:r>
+        <w:fldChar w:fldCharType="separate"/>
+      </w:r>
+      <w:r>
+        <w:rPr>
+          <w:rStyle w:val="Hyperlink"/>
+        </w:rPr>
+        <w:t>1</w:t>
+      </w:r>
+      <w:r>
+        <w:fldChar w:fldCharType="end"/>
+      </w:r>
+      <w:r>
+        <w:t xml:space="preserve">, </w:t>
+      </w:r>
+      <w:r>
+        <w:fldChar w:fldCharType="begin"/>
+      </w:r>
+      <w:r>
+        <w:instrText xml:space="preserve"> HYPERLINK "https://arxiv.org/abs/2109.04922" </w:instrText>
+      </w:r>
+      <w:r>
+        <w:fldChar w:fldCharType="separate"/>
+      </w:r>
+      <w:r>
+        <w:rPr>
+          <w:rStyle w:val="Hyperlink"/>
+        </w:rPr>
+        <w:t>2</w:t>
+      </w:r>
+      <w:r>
+        <w:fldChar w:fldCharType="end"/>
+      </w:r>
+    </w:p>
+    <w:p>
+      <w:pPr>
+        <w:pStyle w:val="ListParagraph"/>
+        <w:numPr>
+          <w:ilvl w:val="0"/>
+          <w:numId w:val="2"/>
+        </w:numPr>
+        <w:spacing w:after="0"/>
+      </w:pPr>
+      <w:r>
+        <w:t xml:space="preserve">Generated ground truth data for evaluation of natural language processing models’ physical reasoning when provided physically plausible or implausible stories  </w:t>
       </w:r>
     </w:p>
     <w:p>
@@ -729,9 +798,13 @@
           <w:numId w:val="1"/>
         </w:numPr>
         <w:spacing w:after="0"/>
-      </w:pPr>
-      <w:r>
-        <w:t xml:space="preserve">Generated ground truth data for evaluation of natural language processing models’ physical reasoning when provided physically plausible or implausible stories  </w:t>
+        <w:rPr>
+          <w:sz w:val="16"/>
+          <w:szCs w:val="18"/>
+        </w:rPr>
+      </w:pPr>
+      <w:r>
+        <w:t xml:space="preserve">Analyzed dataset for measurement of physical state properties and types of conflicts to evaluate and explain model predictions  </w:t>
       </w:r>
     </w:p>
     <w:p>
@@ -743,23 +816,7 @@
         <w:spacing w:after="0"/>
       </w:pPr>
       <w:r>
-        <w:t xml:space="preserve">Analyzed dataset for measurement of physical state properties and types of conflicts to evaluate and explain model predictions  </w:t>
-      </w:r>
-    </w:p>
-    <w:p>
-      <w:pPr>
-        <w:spacing w:after="0" w:line="259" w:lineRule="auto"/>
-        <w:ind w:left="9" w:hanging="10"/>
-      </w:pPr>
-      <w:r>
-        <w:rPr>
-          <w:b/>
-          <w:bCs/>
-        </w:rPr>
-        <w:t>Improving Vision-and-Language Navigation Metrics and Datasets</w:t>
-      </w:r>
-      <w:r>
-        <w:t xml:space="preserve">                   May 2020 – September 2020  </w:t>
+        <w:t xml:space="preserve">Collected human performance data as a benchmark to create a new dataset for evaluating various models’ performance in navigating an environment when given natural (human) language instructions  </w:t>
       </w:r>
     </w:p>
     <w:p>
@@ -771,7 +828,7 @@
         <w:spacing w:after="0"/>
       </w:pPr>
       <w:r>
-        <w:t xml:space="preserve">Collected human performance data as a benchmark to create a new dataset for evaluating various models’ performance in navigating an environment when given natural (human) language instructions  </w:t>
+        <w:t xml:space="preserve">Explored, with research group, potential improved metrics to reward agents for accurate intermediate decisions even when the correct final goal is not necessarily reached  </w:t>
       </w:r>
     </w:p>
     <w:p>
@@ -783,18 +840,6 @@
         <w:spacing w:after="0"/>
       </w:pPr>
       <w:r>
-        <w:t xml:space="preserve">Explored, with research group, potential improved metrics to reward agents for accurate intermediate decisions even when the correct final goal is not necessarily reached  </w:t>
-      </w:r>
-    </w:p>
-    <w:p>
-      <w:pPr>
-        <w:numPr>
-          <w:ilvl w:val="0"/>
-          <w:numId w:val="1"/>
-        </w:numPr>
-        <w:spacing w:after="0"/>
-      </w:pPr>
-      <w:r>
         <w:t xml:space="preserve">Assisted with generation and improvement of progressive dataset, which contains shorter instructions and gauges models’ abilities to recognize landmarks along a path  </w:t>
       </w:r>
     </w:p>
@@ -803,7 +848,7 @@
         <w:spacing w:after="0" w:line="259" w:lineRule="auto"/>
         <w:ind w:left="14" w:firstLine="0"/>
       </w:pPr>
-      <w:hyperlink r:id="rId10" w:history="1">
+      <w:hyperlink r:id="rId8" w:history="1">
         <w:r>
           <w:rPr>
             <w:rStyle w:val="Hyperlink"/>
@@ -832,7 +877,15 @@
         <w:spacing w:after="0"/>
       </w:pPr>
       <w:r>
-        <w:t xml:space="preserve">Implemented, with partner, Conditional Generative Adversarial Network (cGAN) architecture to color in the black and white pages of a comic  </w:t>
+        <w:t>Implemented, with partner, Conditional Generative Adversarial Network (</w:t>
+      </w:r>
+      <w:proofErr w:type="spellStart"/>
+      <w:r>
+        <w:t>cGAN</w:t>
+      </w:r>
+      <w:proofErr w:type="spellEnd"/>
+      <w:r>
+        <w:t xml:space="preserve">) architecture to color in the black and white pages of a comic  </w:t>
       </w:r>
     </w:p>
     <w:p>
@@ -844,7 +897,15 @@
         <w:spacing w:after="0"/>
       </w:pPr>
       <w:r>
-        <w:t xml:space="preserve">Utilized screentone removal and image segmentation to clean original black and white images and prepare them for colorization while preserving important features  </w:t>
+        <w:t xml:space="preserve">Utilized </w:t>
+      </w:r>
+      <w:proofErr w:type="spellStart"/>
+      <w:r>
+        <w:t>screentone</w:t>
+      </w:r>
+      <w:proofErr w:type="spellEnd"/>
+      <w:r>
+        <w:t xml:space="preserve"> removal and image segmentation to clean original black and white images and prepare them for colorization while preserving important features  </w:t>
       </w:r>
     </w:p>
     <w:p>
@@ -915,7 +976,7 @@
         <w:spacing w:after="0"/>
       </w:pPr>
       <w:r>
-        <w:t xml:space="preserve">Applied information retrieval concepts, such as the PageRank search algorithm, to display relevant search results on a graphical user interface  </w:t>
+        <w:t>Applied information retrieval concepts, such as the PageRank search algorithm, to display relevant search results on a graphical user interface</w:t>
       </w:r>
     </w:p>
     <w:p>
@@ -1070,7 +1131,7 @@
         <w:spacing w:after="0"/>
       </w:pPr>
       <w:r>
-        <w:t xml:space="preserve">Languages: Limited working proficiency in Spanish and Japanese  </w:t>
+        <w:t>Languages: Limited working proficiency in Spanish and Japanese</w:t>
       </w:r>
     </w:p>
     <w:sectPr>
@@ -1085,6 +1146,119 @@
 <file path=word/numbering.xml><?xml version="1.0" encoding="utf-8"?>
 <w:numbering xmlns:wpc="http://schemas.microsoft.com/office/word/2010/wordprocessingCanvas" xmlns:cx="http://schemas.microsoft.com/office/drawing/2014/chartex" xmlns:cx1="http://schemas.microsoft.com/office/drawing/2015/9/8/chartex" xmlns:cx2="http://schemas.microsoft.com/office/drawing/2015/10/21/chartex" xmlns:cx3="http://schemas.microsoft.com/office/drawing/2016/5/9/chartex" xmlns:cx4="http://schemas.microsoft.com/office/drawing/2016/5/10/chartex" xmlns:cx5="http://schemas.microsoft.com/office/drawing/2016/5/11/chartex" xmlns:cx6="http://schemas.microsoft.com/office/drawing/2016/5/12/chartex" xmlns:cx7="http://schemas.microsoft.com/office/drawing/2016/5/13/chartex" xmlns:cx8="http://schemas.microsoft.com/office/drawing/2016/5/14/chartex" xmlns:mc="http://schemas.openxmlformats.org/markup-compatibility/2006" xmlns:aink="http://schemas.microsoft.com/office/drawing/2016/ink" xmlns:am3d="http://schemas.microsoft.com/office/drawing/2017/model3d" xmlns:o="urn:schemas-microsoft-com:office:office" xmlns:r="http://schemas.openxmlformats.org/officeDocument/2006/relationships" xmlns:m="http://schemas.openxmlformats.org/officeDocument/2006/math" xmlns:v="urn:schemas-microsoft-com:vml" xmlns:wp14="http://schemas.microsoft.com/office/word/2010/wordprocessingDrawing" xmlns:wp="http://schemas.openxmlformats.org/drawingml/2006/wordprocessingDrawing" xmlns:w10="urn:schemas-microsoft-com:office:word" xmlns:w="http://schemas.openxmlformats.org/wordprocessingml/2006/main" xmlns:w14="http://schemas.microsoft.com/office/word/2010/wordml" xmlns:w15="http://schemas.microsoft.com/office/word/2012/wordml" xmlns:w16cex="http://schemas.microsoft.com/office/word/2018/wordml/cex" xmlns:w16cid="http://schemas.microsoft.com/office/word/2016/wordml/cid" xmlns:w16="http://schemas.microsoft.com/office/word/2018/wordml" xmlns:w16sdtdh="http://schemas.microsoft.com/office/word/2020/wordml/sdtdatahash" xmlns:w16se="http://schemas.microsoft.com/office/word/2015/wordml/symex" xmlns:wpg="http://schemas.microsoft.com/office/word/2010/wordprocessingGroup" xmlns:wpi="http://schemas.microsoft.com/office/word/2010/wordprocessingInk" xmlns:wne="http://schemas.microsoft.com/office/word/2006/wordml" xmlns:wps="http://schemas.microsoft.com/office/word/2010/wordprocessingShape" mc:Ignorable="w14 w15 w16se w16cid w16 w16cex w16sdtdh wp14">
   <w:abstractNum w:abstractNumId="0" w15:restartNumberingAfterBreak="0">
+    <w:nsid w:val="0DD564BB"/>
+    <w:multiLevelType w:val="hybridMultilevel"/>
+    <w:tmpl w:val="467C72DE"/>
+    <w:lvl w:ilvl="0" w:tplc="04090001">
+      <w:start w:val="1"/>
+      <w:numFmt w:val="bullet"/>
+      <w:lvlText w:val=""/>
+      <w:lvlJc w:val="left"/>
+      <w:pPr>
+        <w:ind w:left="720" w:hanging="360"/>
+      </w:pPr>
+      <w:rPr>
+        <w:rFonts w:ascii="Symbol" w:hAnsi="Symbol" w:hint="default"/>
+      </w:rPr>
+    </w:lvl>
+    <w:lvl w:ilvl="1" w:tplc="04090003" w:tentative="1">
+      <w:start w:val="1"/>
+      <w:numFmt w:val="bullet"/>
+      <w:lvlText w:val="o"/>
+      <w:lvlJc w:val="left"/>
+      <w:pPr>
+        <w:ind w:left="1440" w:hanging="360"/>
+      </w:pPr>
+      <w:rPr>
+        <w:rFonts w:ascii="Courier New" w:hAnsi="Courier New" w:cs="Courier New" w:hint="default"/>
+      </w:rPr>
+    </w:lvl>
+    <w:lvl w:ilvl="2" w:tplc="04090005" w:tentative="1">
+      <w:start w:val="1"/>
+      <w:numFmt w:val="bullet"/>
+      <w:lvlText w:val=""/>
+      <w:lvlJc w:val="left"/>
+      <w:pPr>
+        <w:ind w:left="2160" w:hanging="360"/>
+      </w:pPr>
+      <w:rPr>
+        <w:rFonts w:ascii="Wingdings" w:hAnsi="Wingdings" w:hint="default"/>
+      </w:rPr>
+    </w:lvl>
+    <w:lvl w:ilvl="3" w:tplc="04090001" w:tentative="1">
+      <w:start w:val="1"/>
+      <w:numFmt w:val="bullet"/>
+      <w:lvlText w:val=""/>
+      <w:lvlJc w:val="left"/>
+      <w:pPr>
+        <w:ind w:left="2880" w:hanging="360"/>
+      </w:pPr>
+      <w:rPr>
+        <w:rFonts w:ascii="Symbol" w:hAnsi="Symbol" w:hint="default"/>
+      </w:rPr>
+    </w:lvl>
+    <w:lvl w:ilvl="4" w:tplc="04090003" w:tentative="1">
+      <w:start w:val="1"/>
+      <w:numFmt w:val="bullet"/>
+      <w:lvlText w:val="o"/>
+      <w:lvlJc w:val="left"/>
+      <w:pPr>
+        <w:ind w:left="3600" w:hanging="360"/>
+      </w:pPr>
+      <w:rPr>
+        <w:rFonts w:ascii="Courier New" w:hAnsi="Courier New" w:cs="Courier New" w:hint="default"/>
+      </w:rPr>
+    </w:lvl>
+    <w:lvl w:ilvl="5" w:tplc="04090005" w:tentative="1">
+      <w:start w:val="1"/>
+      <w:numFmt w:val="bullet"/>
+      <w:lvlText w:val=""/>
+      <w:lvlJc w:val="left"/>
+      <w:pPr>
+        <w:ind w:left="4320" w:hanging="360"/>
+      </w:pPr>
+      <w:rPr>
+        <w:rFonts w:ascii="Wingdings" w:hAnsi="Wingdings" w:hint="default"/>
+      </w:rPr>
+    </w:lvl>
+    <w:lvl w:ilvl="6" w:tplc="04090001" w:tentative="1">
+      <w:start w:val="1"/>
+      <w:numFmt w:val="bullet"/>
+      <w:lvlText w:val=""/>
+      <w:lvlJc w:val="left"/>
+      <w:pPr>
+        <w:ind w:left="5040" w:hanging="360"/>
+      </w:pPr>
+      <w:rPr>
+        <w:rFonts w:ascii="Symbol" w:hAnsi="Symbol" w:hint="default"/>
+      </w:rPr>
+    </w:lvl>
+    <w:lvl w:ilvl="7" w:tplc="04090003" w:tentative="1">
+      <w:start w:val="1"/>
+      <w:numFmt w:val="bullet"/>
+      <w:lvlText w:val="o"/>
+      <w:lvlJc w:val="left"/>
+      <w:pPr>
+        <w:ind w:left="5760" w:hanging="360"/>
+      </w:pPr>
+      <w:rPr>
+        <w:rFonts w:ascii="Courier New" w:hAnsi="Courier New" w:cs="Courier New" w:hint="default"/>
+      </w:rPr>
+    </w:lvl>
+    <w:lvl w:ilvl="8" w:tplc="04090005" w:tentative="1">
+      <w:start w:val="1"/>
+      <w:numFmt w:val="bullet"/>
+      <w:lvlText w:val=""/>
+      <w:lvlJc w:val="left"/>
+      <w:pPr>
+        <w:ind w:left="6480" w:hanging="360"/>
+      </w:pPr>
+      <w:rPr>
+        <w:rFonts w:ascii="Wingdings" w:hAnsi="Wingdings" w:hint="default"/>
+      </w:rPr>
+    </w:lvl>
+  </w:abstractNum>
+  <w:abstractNum w:abstractNumId="1" w15:restartNumberingAfterBreak="0">
     <w:nsid w:val="13BC4899"/>
     <w:multiLevelType w:val="hybridMultilevel"/>
     <w:tmpl w:val="972A92F6"/>
@@ -1297,6 +1471,9 @@
     </w:lvl>
   </w:abstractNum>
   <w:num w:numId="1">
+    <w:abstractNumId w:val="1"/>
+  </w:num>
+  <w:num w:numId="2">
     <w:abstractNumId w:val="0"/>
   </w:num>
 </w:numbering>
@@ -1772,6 +1949,17 @@
       <w:u w:val="single"/>
     </w:rPr>
   </w:style>
+  <w:style w:type="paragraph" w:styleId="ListParagraph">
+    <w:name w:val="List Paragraph"/>
+    <w:basedOn w:val="Normal"/>
+    <w:uiPriority w:val="34"/>
+    <w:qFormat/>
+    <w:rsid w:val="00B46B1E"/>
+    <w:pPr>
+      <w:ind w:left="720"/>
+      <w:contextualSpacing/>
+    </w:pPr>
+  </w:style>
 </w:styles>
 </file>
 

--- a/bdepst-resume-2021.docx
+++ b/bdepst-resume-2021.docx
@@ -7,10 +7,6 @@
         <w:spacing w:after="0" w:line="259" w:lineRule="auto"/>
         <w:ind w:left="10" w:firstLine="0"/>
         <w:jc w:val="center"/>
-        <w:rPr>
-          <w:b/>
-          <w:bCs/>
-        </w:rPr>
       </w:pPr>
       <w:r>
         <w:rPr>
@@ -36,19 +32,6 @@
         </w:rPr>
         <w:t xml:space="preserve"> Epstein</w:t>
       </w:r>
-    </w:p>
-    <w:p>
-      <w:pPr>
-        <w:spacing w:after="0" w:line="259" w:lineRule="auto"/>
-        <w:ind w:left="15" w:firstLine="0"/>
-        <w:jc w:val="center"/>
-      </w:pPr>
-      <w:r>
-        <w:rPr>
-          <w:sz w:val="22"/>
-        </w:rPr>
-        <w:t>43 Portland Street, Edison, NJ 08820</w:t>
-      </w:r>
       <w:r>
         <w:t xml:space="preserve"> </w:t>
       </w:r>
@@ -59,12 +42,6 @@
         <w:ind w:left="17" w:firstLine="0"/>
         <w:jc w:val="center"/>
       </w:pPr>
-      <w:r>
-        <w:rPr>
-          <w:sz w:val="22"/>
-        </w:rPr>
-        <w:t xml:space="preserve">201-618-8423 | </w:t>
-      </w:r>
       <w:r>
         <w:rPr>
           <w:color w:val="0000FF"/>
@@ -336,16 +313,8 @@
           <w:numId w:val="1"/>
         </w:numPr>
         <w:spacing w:after="0"/>
-        <w:rPr>
-          <w:sz w:val="20"/>
-          <w:szCs w:val="21"/>
-        </w:rPr>
-      </w:pPr>
-      <w:r>
-        <w:rPr>
-          <w:sz w:val="20"/>
-          <w:szCs w:val="21"/>
-        </w:rPr>
+      </w:pPr>
+      <w:r>
         <w:t xml:space="preserve">Relevant Coursework: Computer Organization, Computer Security, Web Systems, Foundations of </w:t>
       </w:r>
     </w:p>
@@ -353,16 +322,8 @@
       <w:pPr>
         <w:spacing w:after="0"/>
         <w:ind w:left="720" w:firstLine="0"/>
-        <w:rPr>
-          <w:sz w:val="20"/>
-          <w:szCs w:val="21"/>
-        </w:rPr>
-      </w:pPr>
-      <w:r>
-        <w:rPr>
-          <w:sz w:val="20"/>
-          <w:szCs w:val="21"/>
-        </w:rPr>
+      </w:pPr>
+      <w:r>
         <w:t xml:space="preserve">Computer Science, Computer Vision, Software Engineering, Computer Game Design and Development, Machine Learning </w:t>
       </w:r>
     </w:p>
@@ -373,16 +334,8 @@
           <w:numId w:val="1"/>
         </w:numPr>
         <w:spacing w:after="0"/>
-        <w:rPr>
-          <w:sz w:val="20"/>
-          <w:szCs w:val="21"/>
-        </w:rPr>
-      </w:pPr>
-      <w:r>
-        <w:rPr>
-          <w:sz w:val="20"/>
-          <w:szCs w:val="21"/>
-        </w:rPr>
+      </w:pPr>
+      <w:r>
         <w:t xml:space="preserve">Dean’s Honor List: Fall 2017, Spring 2018, Fall 2018 and University Honors: Fall 2018, Winter 2020  </w:t>
       </w:r>
     </w:p>
@@ -393,16 +346,8 @@
           <w:numId w:val="1"/>
         </w:numPr>
         <w:spacing w:after="0"/>
-        <w:rPr>
-          <w:sz w:val="20"/>
-          <w:szCs w:val="21"/>
-        </w:rPr>
-      </w:pPr>
-      <w:r>
-        <w:rPr>
-          <w:sz w:val="20"/>
-          <w:szCs w:val="21"/>
-        </w:rPr>
+      </w:pPr>
+      <w:r>
         <w:t>Instructional Aide for Computer Game Design and Development: Fall 2021</w:t>
       </w:r>
     </w:p>
@@ -717,13 +662,7 @@
         <w:t xml:space="preserve">           </w:t>
       </w:r>
       <w:r>
-        <w:t xml:space="preserve">May 2020 </w:t>
-      </w:r>
-      <w:r>
-        <w:t>–</w:t>
-      </w:r>
-      <w:r>
-        <w:t xml:space="preserve"> Present</w:t>
+        <w:t>May 2020 – Present</w:t>
       </w:r>
     </w:p>
     <w:p>
@@ -738,45 +677,25 @@
       <w:r>
         <w:t xml:space="preserve">Acknowledgments: </w:t>
       </w:r>
-      <w:r>
-        <w:fldChar w:fldCharType="begin"/>
-      </w:r>
-      <w:r>
-        <w:instrText xml:space="preserve"> HYPERLINK "https://arxiv.org/abs/2109.04947" </w:instrText>
-      </w:r>
-      <w:r>
-        <w:fldChar w:fldCharType="separate"/>
-      </w:r>
-      <w:r>
-        <w:rPr>
-          <w:rStyle w:val="Hyperlink"/>
-        </w:rPr>
-        <w:t>1</w:t>
-      </w:r>
-      <w:r>
-        <w:fldChar w:fldCharType="end"/>
-      </w:r>
+      <w:hyperlink r:id="rId8" w:history="1">
+        <w:r>
+          <w:rPr>
+            <w:rStyle w:val="Hyperlink"/>
+          </w:rPr>
+          <w:t>1</w:t>
+        </w:r>
+      </w:hyperlink>
       <w:r>
         <w:t xml:space="preserve">, </w:t>
       </w:r>
-      <w:r>
-        <w:fldChar w:fldCharType="begin"/>
-      </w:r>
-      <w:r>
-        <w:instrText xml:space="preserve"> HYPERLINK "https://arxiv.org/abs/2109.04922" </w:instrText>
-      </w:r>
-      <w:r>
-        <w:fldChar w:fldCharType="separate"/>
-      </w:r>
-      <w:r>
-        <w:rPr>
-          <w:rStyle w:val="Hyperlink"/>
-        </w:rPr>
-        <w:t>2</w:t>
-      </w:r>
-      <w:r>
-        <w:fldChar w:fldCharType="end"/>
-      </w:r>
+      <w:hyperlink r:id="rId9" w:history="1">
+        <w:r>
+          <w:rPr>
+            <w:rStyle w:val="Hyperlink"/>
+          </w:rPr>
+          <w:t>2</w:t>
+        </w:r>
+      </w:hyperlink>
     </w:p>
     <w:p>
       <w:pPr>
@@ -848,7 +767,7 @@
         <w:spacing w:after="0" w:line="259" w:lineRule="auto"/>
         <w:ind w:left="14" w:firstLine="0"/>
       </w:pPr>
-      <w:hyperlink r:id="rId8" w:history="1">
+      <w:hyperlink r:id="rId10" w:history="1">
         <w:r>
           <w:rPr>
             <w:rStyle w:val="Hyperlink"/>

--- a/bdepst-resume-2021.docx
+++ b/bdepst-resume-2021.docx
@@ -61,14 +61,12 @@
         <w:t xml:space="preserve">| </w:t>
       </w:r>
       <w:hyperlink r:id="rId5" w:history="1">
-        <w:proofErr w:type="spellStart"/>
         <w:r>
           <w:rPr>
             <w:rStyle w:val="Hyperlink"/>
           </w:rPr>
           <w:t>bribri.dev</w:t>
         </w:r>
-        <w:proofErr w:type="spellEnd"/>
       </w:hyperlink>
     </w:p>
     <w:p>
@@ -230,7 +228,6 @@
       <w:r>
         <w:t xml:space="preserve"> </w:t>
       </w:r>
-      <w:proofErr w:type="gramStart"/>
       <w:r>
         <w:tab/>
       </w:r>
@@ -239,9 +236,6 @@
       </w:r>
       <w:r>
         <w:tab/>
-      </w:r>
-      <w:proofErr w:type="gramEnd"/>
-      <w:r>
         <w:t xml:space="preserve">  </w:t>
       </w:r>
       <w:r>
@@ -313,8 +307,16 @@
           <w:numId w:val="1"/>
         </w:numPr>
         <w:spacing w:after="0"/>
-      </w:pPr>
-      <w:r>
+        <w:rPr>
+          <w:sz w:val="20"/>
+          <w:szCs w:val="21"/>
+        </w:rPr>
+      </w:pPr>
+      <w:r>
+        <w:rPr>
+          <w:sz w:val="20"/>
+          <w:szCs w:val="21"/>
+        </w:rPr>
         <w:t xml:space="preserve">Relevant Coursework: Computer Organization, Computer Security, Web Systems, Foundations of </w:t>
       </w:r>
     </w:p>
@@ -322,8 +324,16 @@
       <w:pPr>
         <w:spacing w:after="0"/>
         <w:ind w:left="720" w:firstLine="0"/>
-      </w:pPr>
-      <w:r>
+        <w:rPr>
+          <w:sz w:val="20"/>
+          <w:szCs w:val="21"/>
+        </w:rPr>
+      </w:pPr>
+      <w:r>
+        <w:rPr>
+          <w:sz w:val="20"/>
+          <w:szCs w:val="21"/>
+        </w:rPr>
         <w:t xml:space="preserve">Computer Science, Computer Vision, Software Engineering, Computer Game Design and Development, Machine Learning </w:t>
       </w:r>
     </w:p>
@@ -334,8 +344,16 @@
           <w:numId w:val="1"/>
         </w:numPr>
         <w:spacing w:after="0"/>
-      </w:pPr>
-      <w:r>
+        <w:rPr>
+          <w:sz w:val="20"/>
+          <w:szCs w:val="21"/>
+        </w:rPr>
+      </w:pPr>
+      <w:r>
+        <w:rPr>
+          <w:sz w:val="20"/>
+          <w:szCs w:val="21"/>
+        </w:rPr>
         <w:t xml:space="preserve">Dean’s Honor List: Fall 2017, Spring 2018, Fall 2018 and University Honors: Fall 2018, Winter 2020  </w:t>
       </w:r>
     </w:p>
@@ -346,9 +364,32 @@
           <w:numId w:val="1"/>
         </w:numPr>
         <w:spacing w:after="0"/>
-      </w:pPr>
-      <w:r>
+        <w:rPr>
+          <w:sz w:val="20"/>
+          <w:szCs w:val="21"/>
+        </w:rPr>
+      </w:pPr>
+      <w:r>
+        <w:rPr>
+          <w:sz w:val="20"/>
+          <w:szCs w:val="21"/>
+        </w:rPr>
         <w:t>Instructional Aide for Computer Game Design and Development: Fall 2021</w:t>
+      </w:r>
+    </w:p>
+    <w:p>
+      <w:pPr>
+        <w:numPr>
+          <w:ilvl w:val="0"/>
+          <w:numId w:val="1"/>
+        </w:numPr>
+        <w:spacing w:after="0"/>
+      </w:pPr>
+      <w:r>
+        <w:t>President of Animania: T</w:t>
+      </w:r>
+      <w:r>
+        <w:t>he Japanese Animation Film Society</w:t>
       </w:r>
     </w:p>
     <w:p>
@@ -487,21 +528,12 @@
         <w:spacing w:after="0"/>
         <w:ind w:left="0" w:firstLine="0"/>
       </w:pPr>
-      <w:proofErr w:type="spellStart"/>
       <w:r>
         <w:rPr>
           <w:b/>
           <w:bCs/>
         </w:rPr>
-        <w:t>WolverineSoft</w:t>
-      </w:r>
-      <w:proofErr w:type="spellEnd"/>
-      <w:r>
-        <w:rPr>
-          <w:b/>
-          <w:bCs/>
-        </w:rPr>
-        <w:t xml:space="preserve"> Studio </w:t>
+        <w:t xml:space="preserve">WolverineSoft Studio </w:t>
       </w:r>
       <w:r>
         <w:rPr>
@@ -796,15 +828,7 @@
         <w:spacing w:after="0"/>
       </w:pPr>
       <w:r>
-        <w:t>Implemented, with partner, Conditional Generative Adversarial Network (</w:t>
-      </w:r>
-      <w:proofErr w:type="spellStart"/>
-      <w:r>
-        <w:t>cGAN</w:t>
-      </w:r>
-      <w:proofErr w:type="spellEnd"/>
-      <w:r>
-        <w:t xml:space="preserve">) architecture to color in the black and white pages of a comic  </w:t>
+        <w:t xml:space="preserve">Implemented, with partner, Conditional Generative Adversarial Network (cGAN) architecture to color in the black and white pages of a comic  </w:t>
       </w:r>
     </w:p>
     <w:p>
@@ -816,15 +840,7 @@
         <w:spacing w:after="0"/>
       </w:pPr>
       <w:r>
-        <w:t xml:space="preserve">Utilized </w:t>
-      </w:r>
-      <w:proofErr w:type="spellStart"/>
-      <w:r>
-        <w:t>screentone</w:t>
-      </w:r>
-      <w:proofErr w:type="spellEnd"/>
-      <w:r>
-        <w:t xml:space="preserve"> removal and image segmentation to clean original black and white images and prepare them for colorization while preserving important features  </w:t>
+        <w:t xml:space="preserve">Utilized screentone removal and image segmentation to clean original black and white images and prepare them for colorization while preserving important features  </w:t>
       </w:r>
     </w:p>
     <w:p>

--- a/bdepst-resume-2021.docx
+++ b/bdepst-resume-2021.docx
@@ -61,12 +61,14 @@
         <w:t xml:space="preserve">| </w:t>
       </w:r>
       <w:hyperlink r:id="rId5" w:history="1">
+        <w:proofErr w:type="spellStart"/>
         <w:r>
           <w:rPr>
             <w:rStyle w:val="Hyperlink"/>
           </w:rPr>
           <w:t>bribri.dev</w:t>
         </w:r>
+        <w:proofErr w:type="spellEnd"/>
       </w:hyperlink>
     </w:p>
     <w:p>
@@ -228,6 +230,7 @@
       <w:r>
         <w:t xml:space="preserve"> </w:t>
       </w:r>
+      <w:proofErr w:type="gramStart"/>
       <w:r>
         <w:tab/>
       </w:r>
@@ -236,6 +239,9 @@
       </w:r>
       <w:r>
         <w:tab/>
+      </w:r>
+      <w:proofErr w:type="gramEnd"/>
+      <w:r>
         <w:t xml:space="preserve">  </w:t>
       </w:r>
       <w:r>
@@ -308,13 +314,11 @@
         </w:numPr>
         <w:spacing w:after="0"/>
         <w:rPr>
-          <w:sz w:val="20"/>
           <w:szCs w:val="21"/>
         </w:rPr>
       </w:pPr>
       <w:r>
         <w:rPr>
-          <w:sz w:val="20"/>
           <w:szCs w:val="21"/>
         </w:rPr>
         <w:t xml:space="preserve">Relevant Coursework: Computer Organization, Computer Security, Web Systems, Foundations of </w:t>
@@ -325,13 +329,11 @@
         <w:spacing w:after="0"/>
         <w:ind w:left="720" w:firstLine="0"/>
         <w:rPr>
-          <w:sz w:val="20"/>
           <w:szCs w:val="21"/>
         </w:rPr>
       </w:pPr>
       <w:r>
         <w:rPr>
-          <w:sz w:val="20"/>
           <w:szCs w:val="21"/>
         </w:rPr>
         <w:t xml:space="preserve">Computer Science, Computer Vision, Software Engineering, Computer Game Design and Development, Machine Learning </w:t>
@@ -345,16 +347,14 @@
         </w:numPr>
         <w:spacing w:after="0"/>
         <w:rPr>
-          <w:sz w:val="20"/>
           <w:szCs w:val="21"/>
         </w:rPr>
       </w:pPr>
       <w:r>
         <w:rPr>
-          <w:sz w:val="20"/>
           <w:szCs w:val="21"/>
         </w:rPr>
-        <w:t xml:space="preserve">Dean’s Honor List: Fall 2017, Spring 2018, Fall 2018 and University Honors: Fall 2018, Winter 2020  </w:t>
+        <w:t>Instructional Aide for Computer Game Design and Development: Fall 2021</w:t>
       </w:r>
     </w:p>
     <w:p>
@@ -365,31 +365,28 @@
         </w:numPr>
         <w:spacing w:after="0"/>
         <w:rPr>
-          <w:sz w:val="20"/>
           <w:szCs w:val="21"/>
         </w:rPr>
       </w:pPr>
       <w:r>
         <w:rPr>
-          <w:sz w:val="20"/>
           <w:szCs w:val="21"/>
         </w:rPr>
-        <w:t>Instructional Aide for Computer Game Design and Development: Fall 2021</w:t>
-      </w:r>
-    </w:p>
-    <w:p>
-      <w:pPr>
-        <w:numPr>
-          <w:ilvl w:val="0"/>
-          <w:numId w:val="1"/>
-        </w:numPr>
-        <w:spacing w:after="0"/>
-      </w:pPr>
-      <w:r>
-        <w:t>President of Animania: T</w:t>
-      </w:r>
-      <w:r>
-        <w:t>he Japanese Animation Film Society</w:t>
+        <w:t xml:space="preserve">President of </w:t>
+      </w:r>
+      <w:proofErr w:type="spellStart"/>
+      <w:r>
+        <w:rPr>
+          <w:szCs w:val="21"/>
+        </w:rPr>
+        <w:t>Animania</w:t>
+      </w:r>
+      <w:proofErr w:type="spellEnd"/>
+      <w:r>
+        <w:rPr>
+          <w:szCs w:val="21"/>
+        </w:rPr>
+        <w:t>: The Japanese Animation Film Society</w:t>
       </w:r>
     </w:p>
     <w:p>
@@ -528,12 +525,21 @@
         <w:spacing w:after="0"/>
         <w:ind w:left="0" w:firstLine="0"/>
       </w:pPr>
+      <w:proofErr w:type="spellStart"/>
       <w:r>
         <w:rPr>
           <w:b/>
           <w:bCs/>
         </w:rPr>
-        <w:t xml:space="preserve">WolverineSoft Studio </w:t>
+        <w:t>WolverineSoft</w:t>
+      </w:r>
+      <w:proofErr w:type="spellEnd"/>
+      <w:r>
+        <w:rPr>
+          <w:b/>
+          <w:bCs/>
+        </w:rPr>
+        <w:t xml:space="preserve"> Studio </w:t>
       </w:r>
       <w:r>
         <w:rPr>
@@ -828,7 +834,15 @@
         <w:spacing w:after="0"/>
       </w:pPr>
       <w:r>
-        <w:t xml:space="preserve">Implemented, with partner, Conditional Generative Adversarial Network (cGAN) architecture to color in the black and white pages of a comic  </w:t>
+        <w:t>Implemented, with partner, Conditional Generative Adversarial Network (</w:t>
+      </w:r>
+      <w:proofErr w:type="spellStart"/>
+      <w:r>
+        <w:t>cGAN</w:t>
+      </w:r>
+      <w:proofErr w:type="spellEnd"/>
+      <w:r>
+        <w:t xml:space="preserve">) architecture to color in the black and white pages of a comic  </w:t>
       </w:r>
     </w:p>
     <w:p>
@@ -840,7 +854,15 @@
         <w:spacing w:after="0"/>
       </w:pPr>
       <w:r>
-        <w:t xml:space="preserve">Utilized screentone removal and image segmentation to clean original black and white images and prepare them for colorization while preserving important features  </w:t>
+        <w:t xml:space="preserve">Utilized </w:t>
+      </w:r>
+      <w:proofErr w:type="spellStart"/>
+      <w:r>
+        <w:t>screentone</w:t>
+      </w:r>
+      <w:proofErr w:type="spellEnd"/>
+      <w:r>
+        <w:t xml:space="preserve"> removal and image segmentation to clean original black and white images and prepare them for colorization while preserving important features  </w:t>
       </w:r>
     </w:p>
     <w:p>

--- a/bdepst-resume-2021.docx
+++ b/bdepst-resume-2021.docx
@@ -61,14 +61,12 @@
         <w:t xml:space="preserve">| </w:t>
       </w:r>
       <w:hyperlink r:id="rId5" w:history="1">
-        <w:proofErr w:type="spellStart"/>
         <w:r>
           <w:rPr>
             <w:rStyle w:val="Hyperlink"/>
           </w:rPr>
           <w:t>bribri.dev</w:t>
         </w:r>
-        <w:proofErr w:type="spellEnd"/>
       </w:hyperlink>
     </w:p>
     <w:p>
@@ -230,7 +228,6 @@
       <w:r>
         <w:t xml:space="preserve"> </w:t>
       </w:r>
-      <w:proofErr w:type="gramStart"/>
       <w:r>
         <w:tab/>
       </w:r>
@@ -239,9 +236,6 @@
       </w:r>
       <w:r>
         <w:tab/>
-      </w:r>
-      <w:proofErr w:type="gramEnd"/>
-      <w:r>
         <w:t xml:space="preserve">  </w:t>
       </w:r>
       <w:r>
@@ -314,11 +308,13 @@
         </w:numPr>
         <w:spacing w:after="0"/>
         <w:rPr>
+          <w:sz w:val="20"/>
           <w:szCs w:val="21"/>
         </w:rPr>
       </w:pPr>
       <w:r>
         <w:rPr>
+          <w:sz w:val="20"/>
           <w:szCs w:val="21"/>
         </w:rPr>
         <w:t xml:space="preserve">Relevant Coursework: Computer Organization, Computer Security, Web Systems, Foundations of </w:t>
@@ -329,11 +325,13 @@
         <w:spacing w:after="0"/>
         <w:ind w:left="720" w:firstLine="0"/>
         <w:rPr>
+          <w:sz w:val="20"/>
           <w:szCs w:val="21"/>
         </w:rPr>
       </w:pPr>
       <w:r>
         <w:rPr>
+          <w:sz w:val="20"/>
           <w:szCs w:val="21"/>
         </w:rPr>
         <w:t xml:space="preserve">Computer Science, Computer Vision, Software Engineering, Computer Game Design and Development, Machine Learning </w:t>
@@ -347,14 +345,16 @@
         </w:numPr>
         <w:spacing w:after="0"/>
         <w:rPr>
+          <w:sz w:val="20"/>
           <w:szCs w:val="21"/>
         </w:rPr>
       </w:pPr>
       <w:r>
         <w:rPr>
+          <w:sz w:val="20"/>
           <w:szCs w:val="21"/>
         </w:rPr>
-        <w:t>Instructional Aide for Computer Game Design and Development: Fall 2021</w:t>
+        <w:t xml:space="preserve">Dean’s Honor List: Fall 2017, Spring 2018, Fall 2018 and University Honors: Fall 2018, Winter 2020  </w:t>
       </w:r>
     </w:p>
     <w:p>
@@ -365,28 +365,31 @@
         </w:numPr>
         <w:spacing w:after="0"/>
         <w:rPr>
+          <w:sz w:val="20"/>
           <w:szCs w:val="21"/>
         </w:rPr>
       </w:pPr>
       <w:r>
         <w:rPr>
+          <w:sz w:val="20"/>
           <w:szCs w:val="21"/>
         </w:rPr>
-        <w:t xml:space="preserve">President of </w:t>
-      </w:r>
-      <w:proofErr w:type="spellStart"/>
-      <w:r>
-        <w:rPr>
-          <w:szCs w:val="21"/>
-        </w:rPr>
-        <w:t>Animania</w:t>
-      </w:r>
-      <w:proofErr w:type="spellEnd"/>
-      <w:r>
-        <w:rPr>
-          <w:szCs w:val="21"/>
-        </w:rPr>
-        <w:t>: The Japanese Animation Film Society</w:t>
+        <w:t>Instructional Aide for Computer Game Design and Development: Fall 2021</w:t>
+      </w:r>
+    </w:p>
+    <w:p>
+      <w:pPr>
+        <w:numPr>
+          <w:ilvl w:val="0"/>
+          <w:numId w:val="1"/>
+        </w:numPr>
+        <w:spacing w:after="0"/>
+      </w:pPr>
+      <w:r>
+        <w:t>President of Animania: T</w:t>
+      </w:r>
+      <w:r>
+        <w:t>he Japanese Animation Film Society</w:t>
       </w:r>
     </w:p>
     <w:p>
@@ -525,21 +528,12 @@
         <w:spacing w:after="0"/>
         <w:ind w:left="0" w:firstLine="0"/>
       </w:pPr>
-      <w:proofErr w:type="spellStart"/>
       <w:r>
         <w:rPr>
           <w:b/>
           <w:bCs/>
         </w:rPr>
-        <w:t>WolverineSoft</w:t>
-      </w:r>
-      <w:proofErr w:type="spellEnd"/>
-      <w:r>
-        <w:rPr>
-          <w:b/>
-          <w:bCs/>
-        </w:rPr>
-        <w:t xml:space="preserve"> Studio </w:t>
+        <w:t xml:space="preserve">WolverineSoft Studio </w:t>
       </w:r>
       <w:r>
         <w:rPr>
@@ -834,15 +828,7 @@
         <w:spacing w:after="0"/>
       </w:pPr>
       <w:r>
-        <w:t>Implemented, with partner, Conditional Generative Adversarial Network (</w:t>
-      </w:r>
-      <w:proofErr w:type="spellStart"/>
-      <w:r>
-        <w:t>cGAN</w:t>
-      </w:r>
-      <w:proofErr w:type="spellEnd"/>
-      <w:r>
-        <w:t xml:space="preserve">) architecture to color in the black and white pages of a comic  </w:t>
+        <w:t xml:space="preserve">Implemented, with partner, Conditional Generative Adversarial Network (cGAN) architecture to color in the black and white pages of a comic  </w:t>
       </w:r>
     </w:p>
     <w:p>
@@ -854,15 +840,7 @@
         <w:spacing w:after="0"/>
       </w:pPr>
       <w:r>
-        <w:t xml:space="preserve">Utilized </w:t>
-      </w:r>
-      <w:proofErr w:type="spellStart"/>
-      <w:r>
-        <w:t>screentone</w:t>
-      </w:r>
-      <w:proofErr w:type="spellEnd"/>
-      <w:r>
-        <w:t xml:space="preserve"> removal and image segmentation to clean original black and white images and prepare them for colorization while preserving important features  </w:t>
+        <w:t xml:space="preserve">Utilized screentone removal and image segmentation to clean original black and white images and prepare them for colorization while preserving important features  </w:t>
       </w:r>
     </w:p>
     <w:p>

--- a/bdepst-resume-2021.docx
+++ b/bdepst-resume-2021.docx
@@ -354,7 +354,105 @@
           <w:sz w:val="20"/>
           <w:szCs w:val="21"/>
         </w:rPr>
-        <w:t xml:space="preserve">Dean’s Honor List: Fall 2017, Spring 2018, Fall 2018 and University Honors: Fall 2018, Winter 2020  </w:t>
+        <w:t xml:space="preserve">Dean’s Honor List: Fall </w:t>
+      </w:r>
+      <w:r>
+        <w:rPr>
+          <w:sz w:val="20"/>
+          <w:szCs w:val="21"/>
+        </w:rPr>
+        <w:t>‘</w:t>
+      </w:r>
+      <w:r>
+        <w:rPr>
+          <w:sz w:val="20"/>
+          <w:szCs w:val="21"/>
+        </w:rPr>
+        <w:t xml:space="preserve">17, Spring </w:t>
+      </w:r>
+      <w:r>
+        <w:rPr>
+          <w:sz w:val="20"/>
+          <w:szCs w:val="21"/>
+        </w:rPr>
+        <w:t>‘</w:t>
+      </w:r>
+      <w:r>
+        <w:rPr>
+          <w:sz w:val="20"/>
+          <w:szCs w:val="21"/>
+        </w:rPr>
+        <w:t xml:space="preserve">18, Fall </w:t>
+      </w:r>
+      <w:r>
+        <w:rPr>
+          <w:sz w:val="20"/>
+          <w:szCs w:val="21"/>
+        </w:rPr>
+        <w:t>‘</w:t>
+      </w:r>
+      <w:r>
+        <w:rPr>
+          <w:sz w:val="20"/>
+          <w:szCs w:val="21"/>
+        </w:rPr>
+        <w:t xml:space="preserve">18 </w:t>
+      </w:r>
+      <w:r>
+        <w:rPr>
+          <w:sz w:val="20"/>
+          <w:szCs w:val="21"/>
+        </w:rPr>
+        <w:t>|</w:t>
+      </w:r>
+      <w:r>
+        <w:rPr>
+          <w:sz w:val="20"/>
+          <w:szCs w:val="21"/>
+        </w:rPr>
+        <w:t xml:space="preserve"> University Honors: Fall </w:t>
+      </w:r>
+      <w:r>
+        <w:rPr>
+          <w:sz w:val="20"/>
+          <w:szCs w:val="21"/>
+        </w:rPr>
+        <w:t>‘</w:t>
+      </w:r>
+      <w:r>
+        <w:rPr>
+          <w:sz w:val="20"/>
+          <w:szCs w:val="21"/>
+        </w:rPr>
+        <w:t xml:space="preserve">18, Winter </w:t>
+      </w:r>
+      <w:r>
+        <w:rPr>
+          <w:sz w:val="20"/>
+          <w:szCs w:val="21"/>
+        </w:rPr>
+        <w:t>‘</w:t>
+      </w:r>
+      <w:r>
+        <w:rPr>
+          <w:sz w:val="20"/>
+          <w:szCs w:val="21"/>
+        </w:rPr>
+        <w:t>20</w:t>
+      </w:r>
+      <w:r>
+        <w:rPr>
+          <w:sz w:val="20"/>
+          <w:szCs w:val="21"/>
+        </w:rPr>
+        <w:t>, Fall ‘21</w:t>
+      </w:r>
+      <w:r>
+        <w:rPr>
+          <w:sz w:val="20"/>
+          <w:szCs w:val="21"/>
+        </w:rPr>
+        <w:t xml:space="preserve">  </w:t>
       </w:r>
     </w:p>
     <w:p>

--- a/bdepst-resume-2021.docx
+++ b/bdepst-resume-2021.docx
@@ -354,105 +354,42 @@
           <w:sz w:val="20"/>
           <w:szCs w:val="21"/>
         </w:rPr>
-        <w:t xml:space="preserve">Dean’s Honor List: Fall </w:t>
+        <w:t xml:space="preserve">Three-time </w:t>
       </w:r>
       <w:r>
         <w:rPr>
           <w:sz w:val="20"/>
           <w:szCs w:val="21"/>
         </w:rPr>
-        <w:t>‘</w:t>
+        <w:t>Dean’s Honor List</w:t>
       </w:r>
       <w:r>
         <w:rPr>
           <w:sz w:val="20"/>
           <w:szCs w:val="21"/>
         </w:rPr>
-        <w:t xml:space="preserve">17, Spring </w:t>
+        <w:t xml:space="preserve"> and</w:t>
       </w:r>
       <w:r>
         <w:rPr>
           <w:sz w:val="20"/>
           <w:szCs w:val="21"/>
         </w:rPr>
-        <w:t>‘</w:t>
+        <w:t xml:space="preserve"> </w:t>
       </w:r>
       <w:r>
         <w:rPr>
           <w:sz w:val="20"/>
           <w:szCs w:val="21"/>
         </w:rPr>
-        <w:t xml:space="preserve">18, Fall </w:t>
+        <w:t xml:space="preserve">Three-time </w:t>
       </w:r>
       <w:r>
         <w:rPr>
           <w:sz w:val="20"/>
           <w:szCs w:val="21"/>
         </w:rPr>
-        <w:t>‘</w:t>
-      </w:r>
-      <w:r>
-        <w:rPr>
-          <w:sz w:val="20"/>
-          <w:szCs w:val="21"/>
-        </w:rPr>
-        <w:t xml:space="preserve">18 </w:t>
-      </w:r>
-      <w:r>
-        <w:rPr>
-          <w:sz w:val="20"/>
-          <w:szCs w:val="21"/>
-        </w:rPr>
-        <w:t>|</w:t>
-      </w:r>
-      <w:r>
-        <w:rPr>
-          <w:sz w:val="20"/>
-          <w:szCs w:val="21"/>
-        </w:rPr>
-        <w:t xml:space="preserve"> University Honors: Fall </w:t>
-      </w:r>
-      <w:r>
-        <w:rPr>
-          <w:sz w:val="20"/>
-          <w:szCs w:val="21"/>
-        </w:rPr>
-        <w:t>‘</w:t>
-      </w:r>
-      <w:r>
-        <w:rPr>
-          <w:sz w:val="20"/>
-          <w:szCs w:val="21"/>
-        </w:rPr>
-        <w:t xml:space="preserve">18, Winter </w:t>
-      </w:r>
-      <w:r>
-        <w:rPr>
-          <w:sz w:val="20"/>
-          <w:szCs w:val="21"/>
-        </w:rPr>
-        <w:t>‘</w:t>
-      </w:r>
-      <w:r>
-        <w:rPr>
-          <w:sz w:val="20"/>
-          <w:szCs w:val="21"/>
-        </w:rPr>
-        <w:t>20</w:t>
-      </w:r>
-      <w:r>
-        <w:rPr>
-          <w:sz w:val="20"/>
-          <w:szCs w:val="21"/>
-        </w:rPr>
-        <w:t>, Fall ‘21</w:t>
-      </w:r>
-      <w:r>
-        <w:rPr>
-          <w:sz w:val="20"/>
-          <w:szCs w:val="21"/>
-        </w:rPr>
-        <w:t xml:space="preserve">  </w:t>
+        <w:t>University Honors</w:t>
       </w:r>
     </w:p>
     <w:p>
@@ -472,7 +409,7 @@
           <w:sz w:val="20"/>
           <w:szCs w:val="21"/>
         </w:rPr>
-        <w:t>Instructional Aide for Computer Game Design and Development: Fall 2021</w:t>
+        <w:t>Instructional Aide for Computer Game Design and Development</w:t>
       </w:r>
     </w:p>
     <w:p>
@@ -682,7 +619,13 @@
         <w:spacing w:after="0"/>
       </w:pPr>
       <w:r>
-        <w:t xml:space="preserve">Developed, with team, </w:t>
+        <w:t>Developed, with team,</w:t>
+      </w:r>
+      <w:r>
+        <w:t xml:space="preserve"> games</w:t>
+      </w:r>
+      <w:r>
+        <w:t xml:space="preserve"> </w:t>
       </w:r>
       <w:hyperlink r:id="rId6" w:history="1">
         <w:r>
@@ -693,13 +636,13 @@
         </w:r>
       </w:hyperlink>
       <w:r>
-        <w:t xml:space="preserve"> in Unreal Engine</w:t>
-      </w:r>
-      <w:r>
-        <w:t xml:space="preserve"> in which the player drives customers to destinations around a map to earn money and unlock more areas</w:t>
-      </w:r>
-      <w:r>
-        <w:t xml:space="preserve">, and </w:t>
+        <w:t xml:space="preserve"> in Unreal Engine,</w:t>
+      </w:r>
+      <w:r>
+        <w:t xml:space="preserve"> as well as</w:t>
+      </w:r>
+      <w:r>
+        <w:t xml:space="preserve"> </w:t>
       </w:r>
       <w:hyperlink r:id="rId7" w:history="1">
         <w:r>
@@ -710,13 +653,24 @@
         </w:r>
       </w:hyperlink>
       <w:r>
-        <w:t xml:space="preserve"> in Unity</w:t>
-      </w:r>
-      <w:r>
-        <w:t xml:space="preserve"> in which </w:t>
-      </w:r>
-      <w:r>
-        <w:t>the player explores a forest environment and uses magic to defeat enemies</w:t>
+        <w:t xml:space="preserve"> </w:t>
+      </w:r>
+      <w:r>
+        <w:t xml:space="preserve">and </w:t>
+      </w:r>
+      <w:hyperlink r:id="rId8" w:history="1">
+        <w:r>
+          <w:rPr>
+            <w:rStyle w:val="Hyperlink"/>
+          </w:rPr>
+          <w:t>"Twin Blades' Vengeance"</w:t>
+        </w:r>
+      </w:hyperlink>
+      <w:r>
+        <w:t xml:space="preserve"> </w:t>
+      </w:r>
+      <w:r>
+        <w:t>in Unity</w:t>
       </w:r>
     </w:p>
     <w:p>
@@ -761,7 +715,13 @@
         <w:t>mplemented</w:t>
       </w:r>
       <w:r>
-        <w:t xml:space="preserve"> various combat mechanics to allow for new types of </w:t>
+        <w:t xml:space="preserve"> various mechanics </w:t>
+      </w:r>
+      <w:r>
+        <w:t xml:space="preserve">relating to progression and combat </w:t>
+      </w:r>
+      <w:r>
+        <w:t xml:space="preserve">to allow for new types of </w:t>
       </w:r>
       <w:r>
         <w:t>variety</w:t>
@@ -807,7 +767,7 @@
       <w:r>
         <w:t xml:space="preserve">Acknowledgments: </w:t>
       </w:r>
-      <w:hyperlink r:id="rId8" w:history="1">
+      <w:hyperlink r:id="rId9" w:history="1">
         <w:r>
           <w:rPr>
             <w:rStyle w:val="Hyperlink"/>
@@ -818,7 +778,7 @@
       <w:r>
         <w:t xml:space="preserve">, </w:t>
       </w:r>
-      <w:hyperlink r:id="rId9" w:history="1">
+      <w:hyperlink r:id="rId10" w:history="1">
         <w:r>
           <w:rPr>
             <w:rStyle w:val="Hyperlink"/>
@@ -897,7 +857,7 @@
         <w:spacing w:after="0" w:line="259" w:lineRule="auto"/>
         <w:ind w:left="14" w:firstLine="0"/>
       </w:pPr>
-      <w:hyperlink r:id="rId10" w:history="1">
+      <w:hyperlink r:id="rId11" w:history="1">
         <w:r>
           <w:rPr>
             <w:rStyle w:val="Hyperlink"/>
@@ -1503,10 +1463,10 @@
       </w:rPr>
     </w:lvl>
   </w:abstractNum>
-  <w:num w:numId="1">
+  <w:num w:numId="1" w16cid:durableId="833497960">
     <w:abstractNumId w:val="1"/>
   </w:num>
-  <w:num w:numId="2">
+  <w:num w:numId="2" w16cid:durableId="1181821558">
     <w:abstractNumId w:val="0"/>
   </w:num>
 </w:numbering>

--- a/bdepst-resume-2021.docx
+++ b/bdepst-resume-2021.docx
@@ -210,11 +210,17 @@
         </w:tabs>
         <w:spacing w:after="0" w:line="259" w:lineRule="auto"/>
         <w:ind w:left="0" w:firstLine="0"/>
+        <w:rPr>
+          <w:sz w:val="22"/>
+          <w:szCs w:val="24"/>
+        </w:rPr>
       </w:pPr>
       <w:r>
         <w:rPr>
           <w:b/>
           <w:bCs/>
+          <w:sz w:val="22"/>
+          <w:szCs w:val="24"/>
         </w:rPr>
         <w:t xml:space="preserve">University of Michigan – Ann </w:t>
       </w:r>
@@ -222,34 +228,68 @@
         <w:rPr>
           <w:b/>
           <w:bCs/>
+          <w:sz w:val="22"/>
+          <w:szCs w:val="24"/>
         </w:rPr>
         <w:t>Arbor</w:t>
       </w:r>
       <w:r>
+        <w:rPr>
+          <w:sz w:val="22"/>
+          <w:szCs w:val="24"/>
+        </w:rPr>
         <w:t xml:space="preserve"> </w:t>
       </w:r>
       <w:r>
+        <w:rPr>
+          <w:sz w:val="22"/>
+          <w:szCs w:val="24"/>
+        </w:rPr>
         <w:tab/>
       </w:r>
       <w:r>
+        <w:rPr>
+          <w:sz w:val="22"/>
+          <w:szCs w:val="24"/>
+        </w:rPr>
         <w:t xml:space="preserve">  </w:t>
       </w:r>
       <w:r>
+        <w:rPr>
+          <w:sz w:val="22"/>
+          <w:szCs w:val="24"/>
+        </w:rPr>
         <w:tab/>
         <w:t xml:space="preserve">  </w:t>
       </w:r>
       <w:r>
+        <w:rPr>
+          <w:sz w:val="22"/>
+          <w:szCs w:val="24"/>
+        </w:rPr>
         <w:tab/>
         <w:t xml:space="preserve">  </w:t>
       </w:r>
       <w:r>
+        <w:rPr>
+          <w:sz w:val="22"/>
+          <w:szCs w:val="24"/>
+        </w:rPr>
         <w:tab/>
         <w:t xml:space="preserve">                                                   </w:t>
       </w:r>
       <w:r>
+        <w:rPr>
+          <w:sz w:val="22"/>
+          <w:szCs w:val="24"/>
+        </w:rPr>
         <w:t xml:space="preserve">      </w:t>
       </w:r>
       <w:r>
+        <w:rPr>
+          <w:sz w:val="22"/>
+          <w:szCs w:val="24"/>
+        </w:rPr>
         <w:t xml:space="preserve">April 2022  </w:t>
       </w:r>
     </w:p>
@@ -257,21 +297,46 @@
       <w:pPr>
         <w:spacing w:after="0"/>
         <w:ind w:left="14" w:firstLine="0"/>
+        <w:rPr>
+          <w:sz w:val="22"/>
+          <w:szCs w:val="24"/>
+        </w:rPr>
       </w:pPr>
       <w:r>
         <w:rPr>
           <w:i/>
           <w:iCs/>
+          <w:sz w:val="22"/>
+          <w:szCs w:val="24"/>
         </w:rPr>
         <w:t>Bachelor of Science in Engineering in Computer Science</w:t>
       </w:r>
       <w:r>
-        <w:t xml:space="preserve">                                                             GPA: 3.</w:t>
-      </w:r>
-      <w:r>
-        <w:t>60</w:t>
-      </w:r>
-      <w:r>
+        <w:rPr>
+          <w:sz w:val="22"/>
+          <w:szCs w:val="24"/>
+        </w:rPr>
+        <w:t xml:space="preserve">                                                     GPA: 3.</w:t>
+      </w:r>
+      <w:r>
+        <w:rPr>
+          <w:sz w:val="22"/>
+          <w:szCs w:val="24"/>
+        </w:rPr>
+        <w:t>6</w:t>
+      </w:r>
+      <w:r>
+        <w:rPr>
+          <w:sz w:val="22"/>
+          <w:szCs w:val="24"/>
+        </w:rPr>
+        <w:t>1</w:t>
+      </w:r>
+      <w:r>
+        <w:rPr>
+          <w:sz w:val="22"/>
+          <w:szCs w:val="24"/>
+        </w:rPr>
         <w:t xml:space="preserve">/4.00  </w:t>
       </w:r>
     </w:p>
@@ -282,13 +347,15 @@
         <w:rPr>
           <w:i/>
           <w:iCs/>
+          <w:sz w:val="22"/>
+          <w:szCs w:val="24"/>
         </w:rPr>
       </w:pPr>
       <w:r>
         <w:rPr>
           <w:i/>
           <w:iCs/>
-          <w:sz w:val="20"/>
+          <w:szCs w:val="24"/>
         </w:rPr>
         <w:t xml:space="preserve">Minor in Asian Languages and Cultures (Japanese focus) </w:t>
       </w:r>
@@ -296,6 +363,8 @@
         <w:rPr>
           <w:i/>
           <w:iCs/>
+          <w:sz w:val="22"/>
+          <w:szCs w:val="24"/>
         </w:rPr>
         <w:t xml:space="preserve"> </w:t>
       </w:r>
@@ -308,13 +377,11 @@
         </w:numPr>
         <w:spacing w:after="0"/>
         <w:rPr>
-          <w:sz w:val="20"/>
           <w:szCs w:val="21"/>
         </w:rPr>
       </w:pPr>
       <w:r>
         <w:rPr>
-          <w:sz w:val="20"/>
           <w:szCs w:val="21"/>
         </w:rPr>
         <w:t xml:space="preserve">Relevant Coursework: Computer Organization, Computer Security, Web Systems, Foundations of </w:t>
@@ -325,13 +392,11 @@
         <w:spacing w:after="0"/>
         <w:ind w:left="720" w:firstLine="0"/>
         <w:rPr>
-          <w:sz w:val="20"/>
           <w:szCs w:val="21"/>
         </w:rPr>
       </w:pPr>
       <w:r>
         <w:rPr>
-          <w:sz w:val="20"/>
           <w:szCs w:val="21"/>
         </w:rPr>
         <w:t xml:space="preserve">Computer Science, Computer Vision, Software Engineering, Computer Game Design and Development, Machine Learning </w:t>
@@ -345,48 +410,41 @@
         </w:numPr>
         <w:spacing w:after="0"/>
         <w:rPr>
-          <w:sz w:val="20"/>
           <w:szCs w:val="21"/>
         </w:rPr>
       </w:pPr>
       <w:r>
         <w:rPr>
-          <w:sz w:val="20"/>
           <w:szCs w:val="21"/>
         </w:rPr>
         <w:t xml:space="preserve">Three-time </w:t>
       </w:r>
       <w:r>
         <w:rPr>
-          <w:sz w:val="20"/>
           <w:szCs w:val="21"/>
         </w:rPr>
         <w:t>Dean’s Honor List</w:t>
       </w:r>
       <w:r>
         <w:rPr>
-          <w:sz w:val="20"/>
           <w:szCs w:val="21"/>
         </w:rPr>
         <w:t xml:space="preserve"> and</w:t>
       </w:r>
       <w:r>
         <w:rPr>
-          <w:sz w:val="20"/>
           <w:szCs w:val="21"/>
         </w:rPr>
         <w:t xml:space="preserve"> </w:t>
       </w:r>
       <w:r>
         <w:rPr>
-          <w:sz w:val="20"/>
           <w:szCs w:val="21"/>
         </w:rPr>
         <w:t xml:space="preserve">Three-time </w:t>
       </w:r>
       <w:r>
         <w:rPr>
-          <w:sz w:val="20"/>
           <w:szCs w:val="21"/>
         </w:rPr>
         <w:t>University Honors</w:t>
@@ -400,13 +458,11 @@
         </w:numPr>
         <w:spacing w:after="0"/>
         <w:rPr>
-          <w:sz w:val="20"/>
           <w:szCs w:val="21"/>
         </w:rPr>
       </w:pPr>
       <w:r>
         <w:rPr>
-          <w:sz w:val="20"/>
           <w:szCs w:val="21"/>
         </w:rPr>
         <w:t>Instructional Aide for Computer Game Design and Development</w:t>
@@ -419,12 +475,15 @@
           <w:numId w:val="1"/>
         </w:numPr>
         <w:spacing w:after="0"/>
-      </w:pPr>
-      <w:r>
-        <w:t>President of Animania: T</w:t>
-      </w:r>
-      <w:r>
-        <w:t>he Japanese Animation Film Society</w:t>
+        <w:rPr>
+          <w:szCs w:val="21"/>
+        </w:rPr>
+      </w:pPr>
+      <w:r>
+        <w:rPr>
+          <w:szCs w:val="21"/>
+        </w:rPr>
+        <w:t>President of Animania: The Japanese Animation Film Society</w:t>
       </w:r>
     </w:p>
     <w:p>
@@ -598,13 +657,13 @@
         <w:t xml:space="preserve">                                         </w:t>
       </w:r>
       <w:r>
-        <w:t xml:space="preserve">        </w:t>
+        <w:t xml:space="preserve">  </w:t>
       </w:r>
       <w:r>
         <w:t xml:space="preserve">May 2021 – </w:t>
       </w:r>
       <w:r>
-        <w:t>Present</w:t>
+        <w:t>April 2022</w:t>
       </w:r>
       <w:r>
         <w:t xml:space="preserve"> </w:t>

--- a/bdepst-resume-2021.docx
+++ b/bdepst-resume-2021.docx
@@ -61,12 +61,14 @@
         <w:t xml:space="preserve">| </w:t>
       </w:r>
       <w:hyperlink r:id="rId5" w:history="1">
+        <w:proofErr w:type="spellStart"/>
         <w:r>
           <w:rPr>
             <w:rStyle w:val="Hyperlink"/>
           </w:rPr>
           <w:t>bribri.dev</w:t>
         </w:r>
+        <w:proofErr w:type="spellEnd"/>
       </w:hyperlink>
     </w:p>
     <w:p>
@@ -240,6 +242,7 @@
         </w:rPr>
         <w:t xml:space="preserve"> </w:t>
       </w:r>
+      <w:proofErr w:type="gramStart"/>
       <w:r>
         <w:rPr>
           <w:sz w:val="22"/>
@@ -260,6 +263,13 @@
           <w:szCs w:val="24"/>
         </w:rPr>
         <w:tab/>
+      </w:r>
+      <w:proofErr w:type="gramEnd"/>
+      <w:r>
+        <w:rPr>
+          <w:sz w:val="22"/>
+          <w:szCs w:val="24"/>
+        </w:rPr>
         <w:t xml:space="preserve">  </w:t>
       </w:r>
       <w:r>
@@ -417,7 +427,13 @@
         <w:rPr>
           <w:szCs w:val="21"/>
         </w:rPr>
-        <w:t xml:space="preserve">Three-time </w:t>
+        <w:t>Four</w:t>
+      </w:r>
+      <w:r>
+        <w:rPr>
+          <w:szCs w:val="21"/>
+        </w:rPr>
+        <w:t xml:space="preserve">-time </w:t>
       </w:r>
       <w:r>
         <w:rPr>
@@ -483,7 +499,21 @@
         <w:rPr>
           <w:szCs w:val="21"/>
         </w:rPr>
-        <w:t>President of Animania: The Japanese Animation Film Society</w:t>
+        <w:t xml:space="preserve">President of </w:t>
+      </w:r>
+      <w:proofErr w:type="spellStart"/>
+      <w:r>
+        <w:rPr>
+          <w:szCs w:val="21"/>
+        </w:rPr>
+        <w:t>Animania</w:t>
+      </w:r>
+      <w:proofErr w:type="spellEnd"/>
+      <w:r>
+        <w:rPr>
+          <w:szCs w:val="21"/>
+        </w:rPr>
+        <w:t>: The Japanese Animation Film Society</w:t>
       </w:r>
     </w:p>
     <w:p>
@@ -622,12 +652,21 @@
         <w:spacing w:after="0"/>
         <w:ind w:left="0" w:firstLine="0"/>
       </w:pPr>
+      <w:proofErr w:type="spellStart"/>
       <w:r>
         <w:rPr>
           <w:b/>
           <w:bCs/>
         </w:rPr>
-        <w:t xml:space="preserve">WolverineSoft Studio </w:t>
+        <w:t>WolverineSoft</w:t>
+      </w:r>
+      <w:proofErr w:type="spellEnd"/>
+      <w:r>
+        <w:rPr>
+          <w:b/>
+          <w:bCs/>
+        </w:rPr>
+        <w:t xml:space="preserve"> Studio </w:t>
       </w:r>
       <w:r>
         <w:rPr>
@@ -945,7 +984,15 @@
         <w:spacing w:after="0"/>
       </w:pPr>
       <w:r>
-        <w:t xml:space="preserve">Implemented, with partner, Conditional Generative Adversarial Network (cGAN) architecture to color in the black and white pages of a comic  </w:t>
+        <w:t>Implemented, with partner, Conditional Generative Adversarial Network (</w:t>
+      </w:r>
+      <w:proofErr w:type="spellStart"/>
+      <w:r>
+        <w:t>cGAN</w:t>
+      </w:r>
+      <w:proofErr w:type="spellEnd"/>
+      <w:r>
+        <w:t xml:space="preserve">) architecture to color in the black and white pages of a comic  </w:t>
       </w:r>
     </w:p>
     <w:p>
@@ -957,7 +1004,15 @@
         <w:spacing w:after="0"/>
       </w:pPr>
       <w:r>
-        <w:t xml:space="preserve">Utilized screentone removal and image segmentation to clean original black and white images and prepare them for colorization while preserving important features  </w:t>
+        <w:t xml:space="preserve">Utilized </w:t>
+      </w:r>
+      <w:proofErr w:type="spellStart"/>
+      <w:r>
+        <w:t>screentone</w:t>
+      </w:r>
+      <w:proofErr w:type="spellEnd"/>
+      <w:r>
+        <w:t xml:space="preserve"> removal and image segmentation to clean original black and white images and prepare them for colorization while preserving important features  </w:t>
       </w:r>
     </w:p>
     <w:p>

--- a/bdepst-resume-2021.docx
+++ b/bdepst-resume-2021.docx
@@ -1,6 +1,6 @@
 
 <file path=word/document.xml><?xml version="1.0" encoding="utf-8"?>
-<w:document xmlns:wpc="http://schemas.microsoft.com/office/word/2010/wordprocessingCanvas" xmlns:cx="http://schemas.microsoft.com/office/drawing/2014/chartex" xmlns:cx1="http://schemas.microsoft.com/office/drawing/2015/9/8/chartex" xmlns:cx2="http://schemas.microsoft.com/office/drawing/2015/10/21/chartex" xmlns:cx3="http://schemas.microsoft.com/office/drawing/2016/5/9/chartex" xmlns:cx4="http://schemas.microsoft.com/office/drawing/2016/5/10/chartex" xmlns:cx5="http://schemas.microsoft.com/office/drawing/2016/5/11/chartex" xmlns:cx6="http://schemas.microsoft.com/office/drawing/2016/5/12/chartex" xmlns:cx7="http://schemas.microsoft.com/office/drawing/2016/5/13/chartex" xmlns:cx8="http://schemas.microsoft.com/office/drawing/2016/5/14/chartex" xmlns:mc="http://schemas.openxmlformats.org/markup-compatibility/2006" xmlns:aink="http://schemas.microsoft.com/office/drawing/2016/ink" xmlns:am3d="http://schemas.microsoft.com/office/drawing/2017/model3d" xmlns:o="urn:schemas-microsoft-com:office:office" xmlns:r="http://schemas.openxmlformats.org/officeDocument/2006/relationships" xmlns:m="http://schemas.openxmlformats.org/officeDocument/2006/math" xmlns:v="urn:schemas-microsoft-com:vml" xmlns:wp14="http://schemas.microsoft.com/office/word/2010/wordprocessingDrawing" xmlns:wp="http://schemas.openxmlformats.org/drawingml/2006/wordprocessingDrawing" xmlns:w10="urn:schemas-microsoft-com:office:word" xmlns:w="http://schemas.openxmlformats.org/wordprocessingml/2006/main" xmlns:w14="http://schemas.microsoft.com/office/word/2010/wordml" xmlns:w15="http://schemas.microsoft.com/office/word/2012/wordml" xmlns:w16cex="http://schemas.microsoft.com/office/word/2018/wordml/cex" xmlns:w16cid="http://schemas.microsoft.com/office/word/2016/wordml/cid" xmlns:w16="http://schemas.microsoft.com/office/word/2018/wordml" xmlns:w16sdtdh="http://schemas.microsoft.com/office/word/2020/wordml/sdtdatahash" xmlns:w16se="http://schemas.microsoft.com/office/word/2015/wordml/symex" xmlns:wpg="http://schemas.microsoft.com/office/word/2010/wordprocessingGroup" xmlns:wpi="http://schemas.microsoft.com/office/word/2010/wordprocessingInk" xmlns:wne="http://schemas.microsoft.com/office/word/2006/wordml" xmlns:wps="http://schemas.microsoft.com/office/word/2010/wordprocessingShape" mc:Ignorable="w14 w15 w16se w16cid w16 w16cex w16sdtdh wp14">
+<w:document xmlns:wpc="http://schemas.microsoft.com/office/word/2010/wordprocessingCanvas" xmlns:cx="http://schemas.microsoft.com/office/drawing/2014/chartex" xmlns:cx1="http://schemas.microsoft.com/office/drawing/2015/9/8/chartex" xmlns:cx2="http://schemas.microsoft.com/office/drawing/2015/10/21/chartex" xmlns:cx3="http://schemas.microsoft.com/office/drawing/2016/5/9/chartex" xmlns:cx4="http://schemas.microsoft.com/office/drawing/2016/5/10/chartex" xmlns:cx5="http://schemas.microsoft.com/office/drawing/2016/5/11/chartex" xmlns:cx6="http://schemas.microsoft.com/office/drawing/2016/5/12/chartex" xmlns:cx7="http://schemas.microsoft.com/office/drawing/2016/5/13/chartex" xmlns:cx8="http://schemas.microsoft.com/office/drawing/2016/5/14/chartex" xmlns:mc="http://schemas.openxmlformats.org/markup-compatibility/2006" xmlns:aink="http://schemas.microsoft.com/office/drawing/2016/ink" xmlns:am3d="http://schemas.microsoft.com/office/drawing/2017/model3d" xmlns:o="urn:schemas-microsoft-com:office:office" xmlns:oel="http://schemas.microsoft.com/office/2019/extlst" xmlns:r="http://schemas.openxmlformats.org/officeDocument/2006/relationships" xmlns:m="http://schemas.openxmlformats.org/officeDocument/2006/math" xmlns:v="urn:schemas-microsoft-com:vml" xmlns:wp14="http://schemas.microsoft.com/office/word/2010/wordprocessingDrawing" xmlns:wp="http://schemas.openxmlformats.org/drawingml/2006/wordprocessingDrawing" xmlns:w10="urn:schemas-microsoft-com:office:word" xmlns:w="http://schemas.openxmlformats.org/wordprocessingml/2006/main" xmlns:w14="http://schemas.microsoft.com/office/word/2010/wordml" xmlns:w15="http://schemas.microsoft.com/office/word/2012/wordml" xmlns:w16cex="http://schemas.microsoft.com/office/word/2018/wordml/cex" xmlns:w16cid="http://schemas.microsoft.com/office/word/2016/wordml/cid" xmlns:w16="http://schemas.microsoft.com/office/word/2018/wordml" xmlns:w16sdtdh="http://schemas.microsoft.com/office/word/2020/wordml/sdtdatahash" xmlns:w16se="http://schemas.microsoft.com/office/word/2015/wordml/symex" xmlns:wpg="http://schemas.microsoft.com/office/word/2010/wordprocessingGroup" xmlns:wpi="http://schemas.microsoft.com/office/word/2010/wordprocessingInk" xmlns:wne="http://schemas.microsoft.com/office/word/2006/wordml" xmlns:wps="http://schemas.microsoft.com/office/word/2010/wordprocessingShape" mc:Ignorable="w14 w15 w16se w16cid w16 w16cex w16sdtdh wp14">
   <w:body>
     <w:p>
       <w:pPr>
@@ -61,14 +61,12 @@
         <w:t xml:space="preserve">| </w:t>
       </w:r>
       <w:hyperlink r:id="rId5" w:history="1">
-        <w:proofErr w:type="spellStart"/>
         <w:r>
           <w:rPr>
             <w:rStyle w:val="Hyperlink"/>
           </w:rPr>
           <w:t>bribri.dev</w:t>
         </w:r>
-        <w:proofErr w:type="spellEnd"/>
       </w:hyperlink>
     </w:p>
     <w:p>
@@ -242,7 +240,6 @@
         </w:rPr>
         <w:t xml:space="preserve"> </w:t>
       </w:r>
-      <w:proofErr w:type="gramStart"/>
       <w:r>
         <w:rPr>
           <w:sz w:val="22"/>
@@ -263,13 +260,6 @@
           <w:szCs w:val="24"/>
         </w:rPr>
         <w:tab/>
-      </w:r>
-      <w:proofErr w:type="gramEnd"/>
-      <w:r>
-        <w:rPr>
-          <w:sz w:val="22"/>
-          <w:szCs w:val="24"/>
-        </w:rPr>
         <w:t xml:space="preserve">  </w:t>
       </w:r>
       <w:r>
@@ -499,21 +489,7 @@
         <w:rPr>
           <w:szCs w:val="21"/>
         </w:rPr>
-        <w:t xml:space="preserve">President of </w:t>
-      </w:r>
-      <w:proofErr w:type="spellStart"/>
-      <w:r>
-        <w:rPr>
-          <w:szCs w:val="21"/>
-        </w:rPr>
-        <w:t>Animania</w:t>
-      </w:r>
-      <w:proofErr w:type="spellEnd"/>
-      <w:r>
-        <w:rPr>
-          <w:szCs w:val="21"/>
-        </w:rPr>
-        <w:t>: The Japanese Animation Film Society</w:t>
+        <w:t>President of Animania: The Japanese Animation Film Society</w:t>
       </w:r>
     </w:p>
     <w:p>
@@ -652,21 +628,12 @@
         <w:spacing w:after="0"/>
         <w:ind w:left="0" w:firstLine="0"/>
       </w:pPr>
-      <w:proofErr w:type="spellStart"/>
       <w:r>
         <w:rPr>
           <w:b/>
           <w:bCs/>
         </w:rPr>
-        <w:t>WolverineSoft</w:t>
-      </w:r>
-      <w:proofErr w:type="spellEnd"/>
-      <w:r>
-        <w:rPr>
-          <w:b/>
-          <w:bCs/>
-        </w:rPr>
-        <w:t xml:space="preserve"> Studio </w:t>
+        <w:t xml:space="preserve">WolverineSoft Studio </w:t>
       </w:r>
       <w:r>
         <w:rPr>
@@ -847,10 +814,13 @@
           <w:b/>
           <w:bCs/>
         </w:rPr>
-        <w:t xml:space="preserve">           </w:t>
-      </w:r>
-      <w:r>
-        <w:t>May 2020 – Present</w:t>
+        <w:t xml:space="preserve">      </w:t>
+      </w:r>
+      <w:r>
+        <w:t xml:space="preserve">May 2020 – </w:t>
+      </w:r>
+      <w:r>
+        <w:t>April 2022</w:t>
       </w:r>
     </w:p>
     <w:p>
@@ -984,15 +954,7 @@
         <w:spacing w:after="0"/>
       </w:pPr>
       <w:r>
-        <w:t>Implemented, with partner, Conditional Generative Adversarial Network (</w:t>
-      </w:r>
-      <w:proofErr w:type="spellStart"/>
-      <w:r>
-        <w:t>cGAN</w:t>
-      </w:r>
-      <w:proofErr w:type="spellEnd"/>
-      <w:r>
-        <w:t xml:space="preserve">) architecture to color in the black and white pages of a comic  </w:t>
+        <w:t xml:space="preserve">Implemented, with partner, Conditional Generative Adversarial Network (cGAN) architecture to color in the black and white pages of a comic  </w:t>
       </w:r>
     </w:p>
     <w:p>
@@ -1004,15 +966,7 @@
         <w:spacing w:after="0"/>
       </w:pPr>
       <w:r>
-        <w:t xml:space="preserve">Utilized </w:t>
-      </w:r>
-      <w:proofErr w:type="spellStart"/>
-      <w:r>
-        <w:t>screentone</w:t>
-      </w:r>
-      <w:proofErr w:type="spellEnd"/>
-      <w:r>
-        <w:t xml:space="preserve"> removal and image segmentation to clean original black and white images and prepare them for colorization while preserving important features  </w:t>
+        <w:t xml:space="preserve">Utilized screentone removal and image segmentation to clean original black and white images and prepare them for colorization while preserving important features  </w:t>
       </w:r>
     </w:p>
     <w:p>
@@ -1251,7 +1205,7 @@
 </file>
 
 <file path=word/numbering.xml><?xml version="1.0" encoding="utf-8"?>
-<w:numbering xmlns:wpc="http://schemas.microsoft.com/office/word/2010/wordprocessingCanvas" xmlns:cx="http://schemas.microsoft.com/office/drawing/2014/chartex" xmlns:cx1="http://schemas.microsoft.com/office/drawing/2015/9/8/chartex" xmlns:cx2="http://schemas.microsoft.com/office/drawing/2015/10/21/chartex" xmlns:cx3="http://schemas.microsoft.com/office/drawing/2016/5/9/chartex" xmlns:cx4="http://schemas.microsoft.com/office/drawing/2016/5/10/chartex" xmlns:cx5="http://schemas.microsoft.com/office/drawing/2016/5/11/chartex" xmlns:cx6="http://schemas.microsoft.com/office/drawing/2016/5/12/chartex" xmlns:cx7="http://schemas.microsoft.com/office/drawing/2016/5/13/chartex" xmlns:cx8="http://schemas.microsoft.com/office/drawing/2016/5/14/chartex" xmlns:mc="http://schemas.openxmlformats.org/markup-compatibility/2006" xmlns:aink="http://schemas.microsoft.com/office/drawing/2016/ink" xmlns:am3d="http://schemas.microsoft.com/office/drawing/2017/model3d" xmlns:o="urn:schemas-microsoft-com:office:office" xmlns:r="http://schemas.openxmlformats.org/officeDocument/2006/relationships" xmlns:m="http://schemas.openxmlformats.org/officeDocument/2006/math" xmlns:v="urn:schemas-microsoft-com:vml" xmlns:wp14="http://schemas.microsoft.com/office/word/2010/wordprocessingDrawing" xmlns:wp="http://schemas.openxmlformats.org/drawingml/2006/wordprocessingDrawing" xmlns:w10="urn:schemas-microsoft-com:office:word" xmlns:w="http://schemas.openxmlformats.org/wordprocessingml/2006/main" xmlns:w14="http://schemas.microsoft.com/office/word/2010/wordml" xmlns:w15="http://schemas.microsoft.com/office/word/2012/wordml" xmlns:w16cex="http://schemas.microsoft.com/office/word/2018/wordml/cex" xmlns:w16cid="http://schemas.microsoft.com/office/word/2016/wordml/cid" xmlns:w16="http://schemas.microsoft.com/office/word/2018/wordml" xmlns:w16sdtdh="http://schemas.microsoft.com/office/word/2020/wordml/sdtdatahash" xmlns:w16se="http://schemas.microsoft.com/office/word/2015/wordml/symex" xmlns:wpg="http://schemas.microsoft.com/office/word/2010/wordprocessingGroup" xmlns:wpi="http://schemas.microsoft.com/office/word/2010/wordprocessingInk" xmlns:wne="http://schemas.microsoft.com/office/word/2006/wordml" xmlns:wps="http://schemas.microsoft.com/office/word/2010/wordprocessingShape" mc:Ignorable="w14 w15 w16se w16cid w16 w16cex w16sdtdh wp14">
+<w:numbering xmlns:wpc="http://schemas.microsoft.com/office/word/2010/wordprocessingCanvas" xmlns:cx="http://schemas.microsoft.com/office/drawing/2014/chartex" xmlns:cx1="http://schemas.microsoft.com/office/drawing/2015/9/8/chartex" xmlns:cx2="http://schemas.microsoft.com/office/drawing/2015/10/21/chartex" xmlns:cx3="http://schemas.microsoft.com/office/drawing/2016/5/9/chartex" xmlns:cx4="http://schemas.microsoft.com/office/drawing/2016/5/10/chartex" xmlns:cx5="http://schemas.microsoft.com/office/drawing/2016/5/11/chartex" xmlns:cx6="http://schemas.microsoft.com/office/drawing/2016/5/12/chartex" xmlns:cx7="http://schemas.microsoft.com/office/drawing/2016/5/13/chartex" xmlns:cx8="http://schemas.microsoft.com/office/drawing/2016/5/14/chartex" xmlns:mc="http://schemas.openxmlformats.org/markup-compatibility/2006" xmlns:aink="http://schemas.microsoft.com/office/drawing/2016/ink" xmlns:am3d="http://schemas.microsoft.com/office/drawing/2017/model3d" xmlns:o="urn:schemas-microsoft-com:office:office" xmlns:oel="http://schemas.microsoft.com/office/2019/extlst" xmlns:r="http://schemas.openxmlformats.org/officeDocument/2006/relationships" xmlns:m="http://schemas.openxmlformats.org/officeDocument/2006/math" xmlns:v="urn:schemas-microsoft-com:vml" xmlns:wp14="http://schemas.microsoft.com/office/word/2010/wordprocessingDrawing" xmlns:wp="http://schemas.openxmlformats.org/drawingml/2006/wordprocessingDrawing" xmlns:w10="urn:schemas-microsoft-com:office:word" xmlns:w="http://schemas.openxmlformats.org/wordprocessingml/2006/main" xmlns:w14="http://schemas.microsoft.com/office/word/2010/wordml" xmlns:w15="http://schemas.microsoft.com/office/word/2012/wordml" xmlns:w16cex="http://schemas.microsoft.com/office/word/2018/wordml/cex" xmlns:w16cid="http://schemas.microsoft.com/office/word/2016/wordml/cid" xmlns:w16="http://schemas.microsoft.com/office/word/2018/wordml" xmlns:w16sdtdh="http://schemas.microsoft.com/office/word/2020/wordml/sdtdatahash" xmlns:w16se="http://schemas.microsoft.com/office/word/2015/wordml/symex" xmlns:wpg="http://schemas.microsoft.com/office/word/2010/wordprocessingGroup" xmlns:wpi="http://schemas.microsoft.com/office/word/2010/wordprocessingInk" xmlns:wne="http://schemas.microsoft.com/office/word/2006/wordml" xmlns:wps="http://schemas.microsoft.com/office/word/2010/wordprocessingShape" mc:Ignorable="w14 w15 w16se w16cid w16 w16cex w16sdtdh wp14">
   <w:abstractNum w:abstractNumId="0" w15:restartNumberingAfterBreak="0">
     <w:nsid w:val="0DD564BB"/>
     <w:multiLevelType w:val="hybridMultilevel"/>
